--- a/quotation-generator/assets/报价单模版-新加坡公司.docx
+++ b/quotation-generator/assets/报价单模版-新加坡公司.docx
@@ -646,18 +646,8 @@
         </w:trPr>
         <w:tc>
           <w:tcPr>
-            <w:tcW w:w="555" w:type="dxa"/>
-            <w:vAlign w:val="top"/>
-          </w:tcPr>
-          <w:p>
-            <w:pPr>
-              <w:spacing w:after="0" w:line="280" w:lineRule="auto"/>
-            </w:pPr>
-          </w:p>
-        </w:tc>
-        <w:tc>
-          <w:tcPr>
-            <w:tcW w:w="2514" w:type="dxa"/>
+            <w:tcW w:w="4119" w:type="dxa"/>
+            <w:gridSpan w:val="3"/>
             <w:vAlign w:val="top"/>
           </w:tcPr>
           <w:p>
@@ -680,24 +670,13 @@
         </w:tc>
         <w:tc>
           <w:tcPr>
-            <w:tcW w:w="1050" w:type="dxa"/>
+            <w:tcW w:w="5671" w:type="dxa"/>
+            <w:gridSpan w:val="2"/>
             <w:vAlign w:val="top"/>
           </w:tcPr>
           <w:p>
             <w:pPr>
               <w:spacing w:after="0" w:line="280" w:lineRule="auto"/>
-            </w:pPr>
-          </w:p>
-        </w:tc>
-        <w:tc>
-          <w:tcPr>
-            <w:tcW w:w="2000" w:type="dxa"/>
-            <w:vAlign w:val="top"/>
-          </w:tcPr>
-          <w:p>
-            <w:pPr>
-              <w:spacing w:after="0" w:line="280" w:lineRule="auto"/>
-              <w:jc w:val="right"/>
             </w:pPr>
             <w:r>
               <w:rPr>
@@ -710,17 +689,6 @@
               </w:rPr>
               <w:t>S$ 6,390</w:t>
             </w:r>
-          </w:p>
-        </w:tc>
-        <w:tc>
-          <w:tcPr>
-            <w:tcW w:w="3671" w:type="dxa"/>
-            <w:vAlign w:val="top"/>
-          </w:tcPr>
-          <w:p>
-            <w:pPr>
-              <w:spacing w:after="0" w:line="280" w:lineRule="auto"/>
-            </w:pPr>
           </w:p>
         </w:tc>
       </w:tr>
@@ -730,18 +698,8 @@
         </w:trPr>
         <w:tc>
           <w:tcPr>
-            <w:tcW w:w="555" w:type="dxa"/>
-            <w:vAlign w:val="top"/>
-          </w:tcPr>
-          <w:p>
-            <w:pPr>
-              <w:spacing w:after="0" w:line="280" w:lineRule="auto"/>
-            </w:pPr>
-          </w:p>
-        </w:tc>
-        <w:tc>
-          <w:tcPr>
-            <w:tcW w:w="2514" w:type="dxa"/>
+            <w:tcW w:w="4119" w:type="dxa"/>
+            <w:gridSpan w:val="3"/>
             <w:vAlign w:val="top"/>
           </w:tcPr>
           <w:p>
@@ -764,24 +722,13 @@
         </w:tc>
         <w:tc>
           <w:tcPr>
-            <w:tcW w:w="1050" w:type="dxa"/>
+            <w:tcW w:w="5671" w:type="dxa"/>
+            <w:gridSpan w:val="2"/>
             <w:vAlign w:val="top"/>
           </w:tcPr>
           <w:p>
             <w:pPr>
               <w:spacing w:after="0" w:line="280" w:lineRule="auto"/>
-            </w:pPr>
-          </w:p>
-        </w:tc>
-        <w:tc>
-          <w:tcPr>
-            <w:tcW w:w="2000" w:type="dxa"/>
-            <w:vAlign w:val="top"/>
-          </w:tcPr>
-          <w:p>
-            <w:pPr>
-              <w:spacing w:after="0" w:line="280" w:lineRule="auto"/>
-              <w:jc w:val="right"/>
             </w:pPr>
             <w:r>
               <w:rPr>
@@ -794,17 +741,6 @@
               </w:rPr>
               <w:t>S$ 0</w:t>
             </w:r>
-          </w:p>
-        </w:tc>
-        <w:tc>
-          <w:tcPr>
-            <w:tcW w:w="3671" w:type="dxa"/>
-            <w:vAlign w:val="top"/>
-          </w:tcPr>
-          <w:p>
-            <w:pPr>
-              <w:spacing w:after="0" w:line="280" w:lineRule="auto"/>
-            </w:pPr>
           </w:p>
         </w:tc>
       </w:tr>
@@ -814,18 +750,8 @@
         </w:trPr>
         <w:tc>
           <w:tcPr>
-            <w:tcW w:w="555" w:type="dxa"/>
-            <w:vAlign w:val="top"/>
-          </w:tcPr>
-          <w:p>
-            <w:pPr>
-              <w:spacing w:after="0" w:line="280" w:lineRule="auto"/>
-            </w:pPr>
-          </w:p>
-        </w:tc>
-        <w:tc>
-          <w:tcPr>
-            <w:tcW w:w="2514" w:type="dxa"/>
+            <w:tcW w:w="4119" w:type="dxa"/>
+            <w:gridSpan w:val="3"/>
             <w:vAlign w:val="top"/>
           </w:tcPr>
           <w:p>
@@ -848,25 +774,14 @@
         </w:tc>
         <w:tc>
           <w:tcPr>
-            <w:tcW w:w="1050" w:type="dxa"/>
-            <w:vAlign w:val="top"/>
-          </w:tcPr>
-          <w:p>
-            <w:pPr>
-              <w:spacing w:after="0" w:line="280" w:lineRule="auto"/>
-            </w:pPr>
-          </w:p>
-        </w:tc>
-        <w:tc>
-          <w:tcPr>
-            <w:tcW w:w="2000" w:type="dxa"/>
+            <w:tcW w:w="5671" w:type="dxa"/>
+            <w:gridSpan w:val="2"/>
             <w:shd w:val="clear" w:color="auto" w:fill="F2F2F2"/>
             <w:vAlign w:val="center"/>
           </w:tcPr>
           <w:p>
             <w:pPr>
               <w:spacing w:after="0" w:line="280" w:lineRule="auto"/>
-              <w:jc w:val="right"/>
             </w:pPr>
             <w:r>
               <w:rPr>
@@ -879,17 +794,6 @@
               </w:rPr>
               <w:t>S$ 6,390</w:t>
             </w:r>
-          </w:p>
-        </w:tc>
-        <w:tc>
-          <w:tcPr>
-            <w:tcW w:w="3671" w:type="dxa"/>
-            <w:vAlign w:val="top"/>
-          </w:tcPr>
-          <w:p>
-            <w:pPr>
-              <w:spacing w:after="0" w:line="280" w:lineRule="auto"/>
-            </w:pPr>
           </w:p>
         </w:tc>
       </w:tr>
@@ -929,6 +833,8 @@
         </w:rPr>
         <w:t>a. 以上办理时间均为收集齐资料开始的官方办理时间；</w:t>
       </w:r>
+      <w:bookmarkStart w:id="0" w:name="_GoBack"/>
+      <w:bookmarkEnd w:id="0"/>
     </w:p>
     <w:p>
       <w:pPr>
@@ -2855,8 +2761,6 @@
         </w:rPr>
         <w:t>ulti-currency account(RMB/USD)：687482901201</w:t>
       </w:r>
-      <w:bookmarkStart w:id="0" w:name="_GoBack"/>
-      <w:bookmarkEnd w:id="0"/>
     </w:p>
     <w:p>
       <w:pPr>
